--- a/Di-bootcamp/week6/day4/DC/DC4 explain.docx
+++ b/Di-bootcamp/week6/day4/DC/DC4 explain.docx
@@ -6,14 +6,25 @@
       <w:pPr>
         <w:pStyle w:val="a4"/>
       </w:pPr>
-      <w:r>
-        <w:t xml:space="preserve">This SQL process </w:t>
-      </w:r>
-      <w:r>
-        <w:t>shows</w:t>
-      </w:r>
-      <w:r>
-        <w:t xml:space="preserve"> a group of Olympic competitors who have taken part in many games but never earned a medal. </w:t>
+      <w:proofErr w:type="gramStart"/>
+      <w:r>
+        <w:t>his</w:t>
+      </w:r>
+      <w:proofErr w:type="gramEnd"/>
+      <w:r>
+        <w:t xml:space="preserve"> SQL script performs a multi-step process to identify competitors who have participated in more than three different Olympic sports </w:t>
+      </w:r>
+      <w:r>
+        <w:rPr>
+          <w:rStyle w:val="a3"/>
+        </w:rPr>
+        <w:t>without ever winning a medal</w:t>
+      </w:r>
+      <w:r>
+        <w:t>.</w:t>
+      </w:r>
+      <w:r>
+        <w:br/>
       </w:r>
     </w:p>
     <w:p>
@@ -28,12 +39,7 @@
         <w:pStyle w:val="3"/>
       </w:pPr>
       <w:r>
-        <w:rPr>
-          <w:rStyle w:val="a3"/>
-          <w:b/>
-          <w:bCs/>
-        </w:rPr>
-        <w:t>Step 1 — Remove any existing temporary table</w:t>
+        <w:t>1. Removing a previous temporary table</w:t>
       </w:r>
     </w:p>
     <w:p>
@@ -41,7 +47,11 @@
         <w:pStyle w:val="a4"/>
       </w:pPr>
       <w:r>
-        <w:t>Before creating a new dataset, any previously stored version with the same name is deleted to prevent conflicts.</w:t>
+        <w:t>The script begins by deleting an existing temporary table with the same name, if one already exists.</w:t>
+      </w:r>
+      <w:r>
+        <w:br/>
+        <w:t>This step prevents conflicts or errors that could occur if the temporary table from a previous run is still in memory.</w:t>
       </w:r>
     </w:p>
     <w:p>
@@ -56,30 +66,7 @@
         <w:pStyle w:val="3"/>
       </w:pPr>
       <w:r>
-        <w:rPr>
-          <w:rStyle w:val="a3"/>
-          <w:b/>
-          <w:bCs/>
-        </w:rPr>
-        <w:t xml:space="preserve">Step 2 — </w:t>
-      </w:r>
-      <w:proofErr w:type="gramStart"/>
-      <w:r>
-        <w:rPr>
-          <w:rStyle w:val="a3"/>
-          <w:b/>
-          <w:bCs/>
-        </w:rPr>
-        <w:t>Create</w:t>
-      </w:r>
-      <w:proofErr w:type="gramEnd"/>
-      <w:r>
-        <w:rPr>
-          <w:rStyle w:val="a3"/>
-          <w:b/>
-          <w:bCs/>
-        </w:rPr>
-        <w:t xml:space="preserve"> a new temporary table</w:t>
+        <w:t>2. Creating a new temporary table</w:t>
       </w:r>
     </w:p>
     <w:p>
@@ -87,7 +74,7 @@
         <w:pStyle w:val="a4"/>
       </w:pPr>
       <w:r>
-        <w:t>A fresh temporary table is defined to hold the names and participation counts of athletes who meet two conditions:</w:t>
+        <w:t>Next, the script creates a new temporary table designed to store data about athletes who meet two criteria:</w:t>
       </w:r>
     </w:p>
     <w:p>
@@ -95,20 +82,20 @@
         <w:pStyle w:val="a4"/>
         <w:numPr>
           <w:ilvl w:val="0"/>
-          <w:numId w:val="10"/>
+          <w:numId w:val="13"/>
         </w:numPr>
       </w:pPr>
       <w:r>
-        <w:t xml:space="preserve">They have competed in </w:t>
+        <w:t xml:space="preserve">They have participated in </w:t>
       </w:r>
       <w:r>
         <w:rPr>
           <w:rStyle w:val="a3"/>
         </w:rPr>
-        <w:t>more than three Olympic Games</w:t>
-      </w:r>
-      <w:r>
-        <w:t>.</w:t>
+        <w:t>more than three different sports</w:t>
+      </w:r>
+      <w:r>
+        <w:t xml:space="preserve"> at the Olympic Games.</w:t>
       </w:r>
     </w:p>
     <w:p>
@@ -116,20 +103,20 @@
         <w:pStyle w:val="a4"/>
         <w:numPr>
           <w:ilvl w:val="0"/>
-          <w:numId w:val="10"/>
+          <w:numId w:val="13"/>
         </w:numPr>
       </w:pPr>
       <w:r>
-        <w:t xml:space="preserve">They have </w:t>
+        <w:t xml:space="preserve">They </w:t>
       </w:r>
       <w:r>
         <w:rPr>
           <w:rStyle w:val="a3"/>
         </w:rPr>
-        <w:t>not won any medals</w:t>
-      </w:r>
-      <w:r>
-        <w:t>.</w:t>
+        <w:t>have never received a real medal</w:t>
+      </w:r>
+      <w:r>
+        <w:t xml:space="preserve"> (gold, silver, or bronze).</w:t>
       </w:r>
     </w:p>
     <w:p>
@@ -144,12 +131,7 @@
         <w:pStyle w:val="3"/>
       </w:pPr>
       <w:r>
-        <w:rPr>
-          <w:rStyle w:val="a3"/>
-          <w:b/>
-          <w:bCs/>
-        </w:rPr>
-        <w:t>Step 3 — Collect data from multiple Olympic records</w:t>
+        <w:t>3. Joining the relevant tables</w:t>
       </w:r>
     </w:p>
     <w:p>
@@ -157,13 +139,7 @@
         <w:pStyle w:val="a4"/>
       </w:pPr>
       <w:r>
-        <w:t>The query brings together information from several linked data sources</w:t>
-      </w:r>
-      <w:r>
-        <w:t xml:space="preserve"> using foreign keys</w:t>
-      </w:r>
-      <w:r>
-        <w:t>:</w:t>
+        <w:t>The query combines several tables from the Olympic database:</w:t>
       </w:r>
     </w:p>
     <w:p>
@@ -171,11 +147,20 @@
         <w:pStyle w:val="a4"/>
         <w:numPr>
           <w:ilvl w:val="0"/>
-          <w:numId w:val="11"/>
+          <w:numId w:val="14"/>
         </w:numPr>
       </w:pPr>
       <w:r>
-        <w:t>The table identifying individual people.</w:t>
+        <w:t xml:space="preserve">The </w:t>
+      </w:r>
+      <w:r>
+        <w:rPr>
+          <w:rStyle w:val="a3"/>
+        </w:rPr>
+        <w:t>person</w:t>
+      </w:r>
+      <w:r>
+        <w:t xml:space="preserve"> table provides each competitor’s ID and full name.</w:t>
       </w:r>
     </w:p>
     <w:p>
@@ -183,11 +168,22 @@
         <w:pStyle w:val="a4"/>
         <w:numPr>
           <w:ilvl w:val="0"/>
-          <w:numId w:val="11"/>
+          <w:numId w:val="14"/>
         </w:numPr>
       </w:pPr>
       <w:r>
-        <w:t>The records connecting competitors to specific games.</w:t>
+        <w:t xml:space="preserve">The </w:t>
+      </w:r>
+      <w:proofErr w:type="spellStart"/>
+      <w:r>
+        <w:rPr>
+          <w:rStyle w:val="a3"/>
+        </w:rPr>
+        <w:t>games_competitor</w:t>
+      </w:r>
+      <w:proofErr w:type="spellEnd"/>
+      <w:r>
+        <w:t xml:space="preserve"> table links each person to their participation records in specific Olympic Games.</w:t>
       </w:r>
     </w:p>
     <w:p>
@@ -195,11 +191,22 @@
         <w:pStyle w:val="a4"/>
         <w:numPr>
           <w:ilvl w:val="0"/>
-          <w:numId w:val="11"/>
+          <w:numId w:val="14"/>
         </w:numPr>
       </w:pPr>
       <w:r>
-        <w:t>The events in which they competed.</w:t>
+        <w:t xml:space="preserve">The </w:t>
+      </w:r>
+      <w:proofErr w:type="spellStart"/>
+      <w:r>
+        <w:rPr>
+          <w:rStyle w:val="a3"/>
+        </w:rPr>
+        <w:t>competitor_event</w:t>
+      </w:r>
+      <w:proofErr w:type="spellEnd"/>
+      <w:r>
+        <w:t xml:space="preserve"> table connects competitors to individual events they entered.</w:t>
       </w:r>
     </w:p>
     <w:p>
@@ -207,11 +214,20 @@
         <w:pStyle w:val="a4"/>
         <w:numPr>
           <w:ilvl w:val="0"/>
-          <w:numId w:val="11"/>
+          <w:numId w:val="14"/>
         </w:numPr>
       </w:pPr>
       <w:r>
-        <w:t>The medals table, which indicates whether or not a medal was awarded.</w:t>
+        <w:t xml:space="preserve">The </w:t>
+      </w:r>
+      <w:r>
+        <w:rPr>
+          <w:rStyle w:val="a3"/>
+        </w:rPr>
+        <w:t>event</w:t>
+      </w:r>
+      <w:r>
+        <w:t xml:space="preserve"> table identifies the specific event and its associated sport.</w:t>
       </w:r>
     </w:p>
     <w:p>
@@ -219,19 +235,58 @@
         <w:pStyle w:val="a4"/>
         <w:numPr>
           <w:ilvl w:val="0"/>
-          <w:numId w:val="11"/>
+          <w:numId w:val="14"/>
         </w:numPr>
       </w:pPr>
       <w:r>
-        <w:t>The Olympic Games table, which provides contextual information about each competition.</w:t>
+        <w:t xml:space="preserve">The </w:t>
+      </w:r>
+      <w:r>
+        <w:rPr>
+          <w:rStyle w:val="a3"/>
+        </w:rPr>
+        <w:t>sport</w:t>
+      </w:r>
+      <w:r>
+        <w:t xml:space="preserve"> table provides information about which sport the event belongs to.</w:t>
       </w:r>
     </w:p>
     <w:p>
       <w:pPr>
         <w:pStyle w:val="a4"/>
-      </w:pPr>
-      <w:r>
-        <w:t>All these links trace each competitor’s full participation history.</w:t>
+        <w:numPr>
+          <w:ilvl w:val="0"/>
+          <w:numId w:val="14"/>
+        </w:numPr>
+      </w:pPr>
+      <w:r>
+        <w:t xml:space="preserve">The </w:t>
+      </w:r>
+      <w:r>
+        <w:rPr>
+          <w:rStyle w:val="a3"/>
+        </w:rPr>
+        <w:t>medal</w:t>
+      </w:r>
+      <w:r>
+        <w:t xml:space="preserve"> table shows whether a competitor received a medal for that event.</w:t>
+      </w:r>
+    </w:p>
+    <w:p>
+      <w:pPr>
+        <w:pStyle w:val="a4"/>
+      </w:pPr>
+      <w:r>
+        <w:t xml:space="preserve">A </w:t>
+      </w:r>
+      <w:r>
+        <w:rPr>
+          <w:rStyle w:val="a3"/>
+        </w:rPr>
+        <w:t>left join</w:t>
+      </w:r>
+      <w:r>
+        <w:t xml:space="preserve"> is used for the medal table to ensure that even competitors without a medal record are included.</w:t>
       </w:r>
     </w:p>
     <w:p>
@@ -246,12 +301,7 @@
         <w:pStyle w:val="3"/>
       </w:pPr>
       <w:r>
-        <w:rPr>
-          <w:rStyle w:val="a3"/>
-          <w:b/>
-          <w:bCs/>
-        </w:rPr>
-        <w:t>Step 4 — Filter out all medal winners</w:t>
+        <w:t>4. Filtering by medal status</w:t>
       </w:r>
     </w:p>
     <w:p>
@@ -259,11 +309,16 @@
         <w:pStyle w:val="a4"/>
       </w:pPr>
       <w:r>
-        <w:t>The filtering condition ensures only those entries where no medal was received are included.</w:t>
-      </w:r>
+        <w:t>Only entries where the medal type is marked as “NA” are kept</w:t>
+      </w:r>
+      <w:proofErr w:type="gramStart"/>
+      <w:r>
+        <w:t>.</w:t>
+      </w:r>
+      <w:proofErr w:type="gramEnd"/>
       <w:r>
         <w:br/>
-        <w:t>This effectively excludes any competitor who has ever been awarded a medal.</w:t>
+        <w:t>“NA” indicates participation without receiving any medal, distinguishing those cases from actual awards.</w:t>
       </w:r>
     </w:p>
     <w:p>
@@ -278,12 +333,8 @@
         <w:pStyle w:val="3"/>
       </w:pPr>
       <w:r>
-        <w:rPr>
-          <w:rStyle w:val="a3"/>
-          <w:b/>
-          <w:bCs/>
-        </w:rPr>
-        <w:t>Step 5 — Count the number of participations</w:t>
+        <w:lastRenderedPageBreak/>
+        <w:t>5. Grouping the data</w:t>
       </w:r>
     </w:p>
     <w:p>
@@ -291,11 +342,11 @@
         <w:pStyle w:val="a4"/>
       </w:pPr>
       <w:r>
-        <w:t>For each person, the total number of distinct games they have participated in is calculated.</w:t>
+        <w:t>The data is grouped by competitor, using their unique ID and full name.</w:t>
       </w:r>
       <w:r>
         <w:br/>
-        <w:t>This produces a participation count representing how many separate Olympic Games they attended.</w:t>
+        <w:t>This means that all the rows related to the same athlete are collected into one group.</w:t>
       </w:r>
     </w:p>
     <w:p>
@@ -310,13 +361,28 @@
         <w:pStyle w:val="3"/>
       </w:pPr>
       <w:r>
+        <w:t>6. Counting the number of different sports</w:t>
+      </w:r>
+    </w:p>
+    <w:p>
+      <w:pPr>
+        <w:pStyle w:val="a4"/>
+      </w:pPr>
+      <w:r>
+        <w:t xml:space="preserve">Within each group, the query counts the number of </w:t>
+      </w:r>
+      <w:r>
         <w:rPr>
           <w:rStyle w:val="a3"/>
-          <w:b/>
-          <w:bCs/>
         </w:rPr>
-        <w:lastRenderedPageBreak/>
-        <w:t>Step 6 — Keep only highly active non-medalists</w:t>
+        <w:t>distinct sports</w:t>
+      </w:r>
+      <w:r>
+        <w:t xml:space="preserve"> in which the competitor has participated.</w:t>
+      </w:r>
+      <w:r>
+        <w:br/>
+        <w:t>The use of the word “distinct” ensures that if the same sport appears multiple times, it is only counted once.</w:t>
       </w:r>
     </w:p>
     <w:p>
@@ -324,11 +390,16 @@
         <w:pStyle w:val="a4"/>
       </w:pPr>
       <w:r>
-        <w:t>After grouping by athlete name and related identifiers, only those with a participation count greater than three are retained.</w:t>
-      </w:r>
-      <w:r>
-        <w:br/>
-        <w:t>This narrows the results to long-term competitors who consistently took part but never placed.</w:t>
+        <w:t xml:space="preserve">Only competitors who have participated in </w:t>
+      </w:r>
+      <w:r>
+        <w:rPr>
+          <w:rStyle w:val="a3"/>
+        </w:rPr>
+        <w:t>more than three unique sports</w:t>
+      </w:r>
+      <w:r>
+        <w:t xml:space="preserve"> are included in the results.</w:t>
       </w:r>
     </w:p>
     <w:p>
@@ -343,12 +414,7 @@
         <w:pStyle w:val="3"/>
       </w:pPr>
       <w:r>
-        <w:rPr>
-          <w:rStyle w:val="a3"/>
-          <w:b/>
-          <w:bCs/>
-        </w:rPr>
-        <w:t>Step 7 — Display the results</w:t>
+        <w:t>7. Excluding medal winners</w:t>
       </w:r>
     </w:p>
     <w:p>
@@ -356,31 +422,11 @@
         <w:pStyle w:val="a4"/>
       </w:pPr>
       <w:r>
-        <w:t>Finally, the contents of the new temporary table are shown, sorted by:</w:t>
-      </w:r>
-    </w:p>
-    <w:p>
-      <w:pPr>
-        <w:pStyle w:val="a4"/>
-        <w:numPr>
-          <w:ilvl w:val="0"/>
-          <w:numId w:val="12"/>
-        </w:numPr>
-      </w:pPr>
-      <w:r>
-        <w:t>The number of games each athlete participated in (from most to least), and</w:t>
-      </w:r>
-    </w:p>
-    <w:p>
-      <w:pPr>
-        <w:pStyle w:val="a4"/>
-        <w:numPr>
-          <w:ilvl w:val="0"/>
-          <w:numId w:val="12"/>
-        </w:numPr>
-      </w:pPr>
-      <w:r>
-        <w:t>The competitor’s name.</w:t>
+        <w:t>To confirm that these athletes have never won any real medals, the query checks whether the total number of gold, silver, or bronze medals equals zero.</w:t>
+      </w:r>
+      <w:r>
+        <w:br/>
+        <w:t>This is done by assigning a value of one to every event where a medal was won, summing those values, and keeping only the competitors whose total is zero.</w:t>
       </w:r>
     </w:p>
     <w:p>
@@ -395,12 +441,7 @@
         <w:pStyle w:val="3"/>
       </w:pPr>
       <w:r>
-        <w:rPr>
-          <w:rStyle w:val="a3"/>
-          <w:b/>
-          <w:bCs/>
-        </w:rPr>
-        <w:t>Purpose</w:t>
+        <w:t>8. Saving and displaying results</w:t>
       </w:r>
     </w:p>
     <w:p>
@@ -408,7 +449,11 @@
         <w:pStyle w:val="a4"/>
       </w:pPr>
       <w:r>
-        <w:t>The overall aim is to highlight athletes with remarkable persistence — those who have participated in many Olympic Games but have never won a medal — providing insight into dedication and longevity rather than victory.</w:t>
+        <w:t>The filtered and grouped data is saved into the temporary table.</w:t>
+      </w:r>
+      <w:r>
+        <w:br/>
+        <w:t>Finally, the script retrieves and displays the contents of this table, sorting the competitors first by the number of sports they participated in (from highest to lowest), and then alphabetically by their names.</w:t>
       </w:r>
     </w:p>
     <w:p/>
@@ -1960,6 +2005,268 @@
     </w:lvl>
   </w:abstractNum>
   <w:abstractNum w:abstractNumId="11">
+    <w:nsid w:val="57BF00E4"/>
+    <w:multiLevelType w:val="multilevel"/>
+    <w:tmpl w:val="C2D87082"/>
+    <w:lvl w:ilvl="0">
+      <w:start w:val="1"/>
+      <w:numFmt w:val="decimal"/>
+      <w:lvlText w:val="%1."/>
+      <w:lvlJc w:val="left"/>
+      <w:pPr>
+        <w:tabs>
+          <w:tab w:val="num" w:pos="720"/>
+        </w:tabs>
+        <w:ind w:left="720" w:hanging="360"/>
+      </w:pPr>
+    </w:lvl>
+    <w:lvl w:ilvl="1" w:tentative="1">
+      <w:start w:val="1"/>
+      <w:numFmt w:val="decimal"/>
+      <w:lvlText w:val="%2."/>
+      <w:lvlJc w:val="left"/>
+      <w:pPr>
+        <w:tabs>
+          <w:tab w:val="num" w:pos="1440"/>
+        </w:tabs>
+        <w:ind w:left="1440" w:hanging="360"/>
+      </w:pPr>
+    </w:lvl>
+    <w:lvl w:ilvl="2" w:tentative="1">
+      <w:start w:val="1"/>
+      <w:numFmt w:val="decimal"/>
+      <w:lvlText w:val="%3."/>
+      <w:lvlJc w:val="left"/>
+      <w:pPr>
+        <w:tabs>
+          <w:tab w:val="num" w:pos="2160"/>
+        </w:tabs>
+        <w:ind w:left="2160" w:hanging="360"/>
+      </w:pPr>
+    </w:lvl>
+    <w:lvl w:ilvl="3" w:tentative="1">
+      <w:start w:val="1"/>
+      <w:numFmt w:val="decimal"/>
+      <w:lvlText w:val="%4."/>
+      <w:lvlJc w:val="left"/>
+      <w:pPr>
+        <w:tabs>
+          <w:tab w:val="num" w:pos="2880"/>
+        </w:tabs>
+        <w:ind w:left="2880" w:hanging="360"/>
+      </w:pPr>
+    </w:lvl>
+    <w:lvl w:ilvl="4" w:tentative="1">
+      <w:start w:val="1"/>
+      <w:numFmt w:val="decimal"/>
+      <w:lvlText w:val="%5."/>
+      <w:lvlJc w:val="left"/>
+      <w:pPr>
+        <w:tabs>
+          <w:tab w:val="num" w:pos="3600"/>
+        </w:tabs>
+        <w:ind w:left="3600" w:hanging="360"/>
+      </w:pPr>
+    </w:lvl>
+    <w:lvl w:ilvl="5" w:tentative="1">
+      <w:start w:val="1"/>
+      <w:numFmt w:val="decimal"/>
+      <w:lvlText w:val="%6."/>
+      <w:lvlJc w:val="left"/>
+      <w:pPr>
+        <w:tabs>
+          <w:tab w:val="num" w:pos="4320"/>
+        </w:tabs>
+        <w:ind w:left="4320" w:hanging="360"/>
+      </w:pPr>
+    </w:lvl>
+    <w:lvl w:ilvl="6" w:tentative="1">
+      <w:start w:val="1"/>
+      <w:numFmt w:val="decimal"/>
+      <w:lvlText w:val="%7."/>
+      <w:lvlJc w:val="left"/>
+      <w:pPr>
+        <w:tabs>
+          <w:tab w:val="num" w:pos="5040"/>
+        </w:tabs>
+        <w:ind w:left="5040" w:hanging="360"/>
+      </w:pPr>
+    </w:lvl>
+    <w:lvl w:ilvl="7" w:tentative="1">
+      <w:start w:val="1"/>
+      <w:numFmt w:val="decimal"/>
+      <w:lvlText w:val="%8."/>
+      <w:lvlJc w:val="left"/>
+      <w:pPr>
+        <w:tabs>
+          <w:tab w:val="num" w:pos="5760"/>
+        </w:tabs>
+        <w:ind w:left="5760" w:hanging="360"/>
+      </w:pPr>
+    </w:lvl>
+    <w:lvl w:ilvl="8" w:tentative="1">
+      <w:start w:val="1"/>
+      <w:numFmt w:val="decimal"/>
+      <w:lvlText w:val="%9."/>
+      <w:lvlJc w:val="left"/>
+      <w:pPr>
+        <w:tabs>
+          <w:tab w:val="num" w:pos="6480"/>
+        </w:tabs>
+        <w:ind w:left="6480" w:hanging="360"/>
+      </w:pPr>
+    </w:lvl>
+  </w:abstractNum>
+  <w:abstractNum w:abstractNumId="12">
+    <w:nsid w:val="67004996"/>
+    <w:multiLevelType w:val="multilevel"/>
+    <w:tmpl w:val="637608F8"/>
+    <w:lvl w:ilvl="0">
+      <w:start w:val="1"/>
+      <w:numFmt w:val="bullet"/>
+      <w:lvlText w:val=""/>
+      <w:lvlJc w:val="left"/>
+      <w:pPr>
+        <w:tabs>
+          <w:tab w:val="num" w:pos="720"/>
+        </w:tabs>
+        <w:ind w:left="720" w:hanging="360"/>
+      </w:pPr>
+      <w:rPr>
+        <w:rFonts w:ascii="Symbol" w:hAnsi="Symbol" w:hint="default"/>
+        <w:sz w:val="20"/>
+      </w:rPr>
+    </w:lvl>
+    <w:lvl w:ilvl="1" w:tentative="1">
+      <w:start w:val="1"/>
+      <w:numFmt w:val="bullet"/>
+      <w:lvlText w:val="o"/>
+      <w:lvlJc w:val="left"/>
+      <w:pPr>
+        <w:tabs>
+          <w:tab w:val="num" w:pos="1440"/>
+        </w:tabs>
+        <w:ind w:left="1440" w:hanging="360"/>
+      </w:pPr>
+      <w:rPr>
+        <w:rFonts w:ascii="Courier New" w:hAnsi="Courier New" w:hint="default"/>
+        <w:sz w:val="20"/>
+      </w:rPr>
+    </w:lvl>
+    <w:lvl w:ilvl="2" w:tentative="1">
+      <w:start w:val="1"/>
+      <w:numFmt w:val="bullet"/>
+      <w:lvlText w:val=""/>
+      <w:lvlJc w:val="left"/>
+      <w:pPr>
+        <w:tabs>
+          <w:tab w:val="num" w:pos="2160"/>
+        </w:tabs>
+        <w:ind w:left="2160" w:hanging="360"/>
+      </w:pPr>
+      <w:rPr>
+        <w:rFonts w:ascii="Wingdings" w:hAnsi="Wingdings" w:hint="default"/>
+        <w:sz w:val="20"/>
+      </w:rPr>
+    </w:lvl>
+    <w:lvl w:ilvl="3" w:tentative="1">
+      <w:start w:val="1"/>
+      <w:numFmt w:val="bullet"/>
+      <w:lvlText w:val=""/>
+      <w:lvlJc w:val="left"/>
+      <w:pPr>
+        <w:tabs>
+          <w:tab w:val="num" w:pos="2880"/>
+        </w:tabs>
+        <w:ind w:left="2880" w:hanging="360"/>
+      </w:pPr>
+      <w:rPr>
+        <w:rFonts w:ascii="Wingdings" w:hAnsi="Wingdings" w:hint="default"/>
+        <w:sz w:val="20"/>
+      </w:rPr>
+    </w:lvl>
+    <w:lvl w:ilvl="4" w:tentative="1">
+      <w:start w:val="1"/>
+      <w:numFmt w:val="bullet"/>
+      <w:lvlText w:val=""/>
+      <w:lvlJc w:val="left"/>
+      <w:pPr>
+        <w:tabs>
+          <w:tab w:val="num" w:pos="3600"/>
+        </w:tabs>
+        <w:ind w:left="3600" w:hanging="360"/>
+      </w:pPr>
+      <w:rPr>
+        <w:rFonts w:ascii="Wingdings" w:hAnsi="Wingdings" w:hint="default"/>
+        <w:sz w:val="20"/>
+      </w:rPr>
+    </w:lvl>
+    <w:lvl w:ilvl="5" w:tentative="1">
+      <w:start w:val="1"/>
+      <w:numFmt w:val="bullet"/>
+      <w:lvlText w:val=""/>
+      <w:lvlJc w:val="left"/>
+      <w:pPr>
+        <w:tabs>
+          <w:tab w:val="num" w:pos="4320"/>
+        </w:tabs>
+        <w:ind w:left="4320" w:hanging="360"/>
+      </w:pPr>
+      <w:rPr>
+        <w:rFonts w:ascii="Wingdings" w:hAnsi="Wingdings" w:hint="default"/>
+        <w:sz w:val="20"/>
+      </w:rPr>
+    </w:lvl>
+    <w:lvl w:ilvl="6" w:tentative="1">
+      <w:start w:val="1"/>
+      <w:numFmt w:val="bullet"/>
+      <w:lvlText w:val=""/>
+      <w:lvlJc w:val="left"/>
+      <w:pPr>
+        <w:tabs>
+          <w:tab w:val="num" w:pos="5040"/>
+        </w:tabs>
+        <w:ind w:left="5040" w:hanging="360"/>
+      </w:pPr>
+      <w:rPr>
+        <w:rFonts w:ascii="Wingdings" w:hAnsi="Wingdings" w:hint="default"/>
+        <w:sz w:val="20"/>
+      </w:rPr>
+    </w:lvl>
+    <w:lvl w:ilvl="7" w:tentative="1">
+      <w:start w:val="1"/>
+      <w:numFmt w:val="bullet"/>
+      <w:lvlText w:val=""/>
+      <w:lvlJc w:val="left"/>
+      <w:pPr>
+        <w:tabs>
+          <w:tab w:val="num" w:pos="5760"/>
+        </w:tabs>
+        <w:ind w:left="5760" w:hanging="360"/>
+      </w:pPr>
+      <w:rPr>
+        <w:rFonts w:ascii="Wingdings" w:hAnsi="Wingdings" w:hint="default"/>
+        <w:sz w:val="20"/>
+      </w:rPr>
+    </w:lvl>
+    <w:lvl w:ilvl="8" w:tentative="1">
+      <w:start w:val="1"/>
+      <w:numFmt w:val="bullet"/>
+      <w:lvlText w:val=""/>
+      <w:lvlJc w:val="left"/>
+      <w:pPr>
+        <w:tabs>
+          <w:tab w:val="num" w:pos="6480"/>
+        </w:tabs>
+        <w:ind w:left="6480" w:hanging="360"/>
+      </w:pPr>
+      <w:rPr>
+        <w:rFonts w:ascii="Wingdings" w:hAnsi="Wingdings" w:hint="default"/>
+        <w:sz w:val="20"/>
+      </w:rPr>
+    </w:lvl>
+  </w:abstractNum>
+  <w:abstractNum w:abstractNumId="13">
     <w:nsid w:val="79A04AFF"/>
     <w:multiLevelType w:val="multilevel"/>
     <w:tmpl w:val="C4BACDBC"/>
@@ -2077,7 +2384,7 @@
     </w:lvl>
   </w:abstractNum>
   <w:num w:numId="1">
-    <w:abstractNumId w:val="11"/>
+    <w:abstractNumId w:val="13"/>
   </w:num>
   <w:num w:numId="2">
     <w:abstractNumId w:val="7"/>
@@ -2111,6 +2418,12 @@
   </w:num>
   <w:num w:numId="12">
     <w:abstractNumId w:val="3"/>
+  </w:num>
+  <w:num w:numId="13">
+    <w:abstractNumId w:val="11"/>
+  </w:num>
+  <w:num w:numId="14">
+    <w:abstractNumId w:val="12"/>
   </w:num>
 </w:numbering>
 </file>
